--- a/courts/eleventh-circuit/georgia/federal/middle-district/motion-brief/usage/OUTPUT-motion-brief.docx
+++ b/courts/eleventh-circuit/georgia/federal/middle-district/motion-brief/usage/OUTPUT-motion-brief.docx
@@ -245,20 +245,21 @@
     </w:p>
     <w:p>
       <w:pPr>
-        <w:pStyle w:val="BodyText"/>
+        <w:pStyle w:val="FirstParagraph"/>
       </w:pPr>
       <w:r>
         <w:t xml:space="preserve">COME NOW Wilkinson County, Georgia (“Wilkinson County”) and Captain Thomas “Buster” King (“Captain King”) in his official capacity, named defendants in the above-styled action and, by and through counsel, hereby file this, their Motion to Dismiss In Part Plaintiff’s Complaint and show the Court as follows:</w:t>
       </w:r>
     </w:p>
-    <w:bookmarkStart w:id="22" w:name="factual-background"/>
     <w:p>
       <w:pPr>
         <w:pStyle w:val="Heading1"/>
       </w:pPr>
+      <w:bookmarkStart w:id="9" w:name="_b8e5b8837ccf89115edfee2c48cc11b996d00ec"/>
       <w:r>
         <w:t xml:space="preserve">Factual Background</w:t>
       </w:r>
+      <w:bookmarkEnd w:id="9"/>
     </w:p>
     <w:p>
       <w:pPr>
@@ -271,7 +272,7 @@
         <w:rPr>
           <w:rStyle w:val="FootnoteReference"/>
         </w:rPr>
-        <w:footnoteReference w:id="20"/>
+        <w:footnoteReference w:id="10"/>
       </w:r>
       <w:r>
         <w:t xml:space="preserve"> </w:t>
@@ -283,7 +284,7 @@
         <w:rPr>
           <w:rStyle w:val="FootnoteReference"/>
         </w:rPr>
-        <w:footnoteReference w:id="21"/>
+        <w:footnoteReference w:id="11"/>
       </w:r>
       <w:r>
         <w:t xml:space="preserve"> </w:t>
@@ -292,24 +293,25 @@
         <w:t xml:space="preserve">Plaintiff further alleges that Captain King is liable in his official capacity, although Plaintiff provides no factual allegations or precedent for such claims.</w:t>
       </w:r>
     </w:p>
-    <w:bookmarkEnd w:id="22"/>
-    <w:bookmarkStart w:id="29" w:name="argument-and-citation-of-authority"/>
     <w:p>
       <w:pPr>
         <w:pStyle w:val="Heading1"/>
       </w:pPr>
+      <w:bookmarkStart w:id="12" w:name="_c336b12baf508029fbbdbba42add7d53087af16"/>
       <w:r>
         <w:t xml:space="preserve">Argument and Citation of Authority</w:t>
       </w:r>
-    </w:p>
-    <w:bookmarkStart w:id="23" w:name="i.-motion-to-dismiss-standard."/>
+      <w:bookmarkEnd w:id="12"/>
+    </w:p>
     <w:p>
       <w:pPr>
         <w:pStyle w:val="Heading2"/>
       </w:pPr>
+      <w:bookmarkStart w:id="13" w:name="_c9c9dbbe47679699be9b2f38d4bb05c331666b5"/>
       <w:r>
         <w:t xml:space="preserve">I. Motion to Dismiss Standard.</w:t>
       </w:r>
+      <w:bookmarkEnd w:id="13"/>
     </w:p>
     <w:p>
       <w:pPr>
@@ -327,15 +329,15 @@
         <w:t xml:space="preserve">Therefore, the possibility that a defendant acted unlawfully is not sufficient to survive a motion to dismiss. Id. at 1261. Instead, the “[f]actual allegations must be enough to raise a right to relief above the speculative level on the assumption that all of the complaint’s allegations are true.” Bell Atlantic Corp. v. Twombly, 550 U.S. 544, 545 (2007). Finally, a complaint may be dismissed for failure to state a claim upon which relief may be granted when it appears that the plaintiff can prove no set of facts which would entitle him to relief. Ramsey, 312 F.3d at 1225. As set forth below, Plaintiff in this matter cannot point to any set of facts which would entitle him to relief against Wilkinson County or Captain King in his official capacity.</w:t>
       </w:r>
     </w:p>
-    <w:bookmarkEnd w:id="23"/>
-    <w:bookmarkStart w:id="25" w:name="X28cf0fe20a9debbb40a432ef83a1e28f83cd448"/>
     <w:p>
       <w:pPr>
         <w:pStyle w:val="Heading2"/>
       </w:pPr>
+      <w:bookmarkStart w:id="14" w:name="_28cf0fe20a9debbb40a432ef83a1e28f83cd448"/>
       <w:r>
         <w:t xml:space="preserve">II. The official capacity claims against Captain King are duplicative of Plaintiff’s claims against Wilkinson County and must be dismissed.</w:t>
       </w:r>
+      <w:bookmarkEnd w:id="14"/>
     </w:p>
     <w:p>
       <w:pPr>
@@ -348,18 +350,18 @@
         <w:rPr>
           <w:rStyle w:val="FootnoteReference"/>
         </w:rPr>
-        <w:footnoteReference w:id="24"/>
-      </w:r>
-    </w:p>
-    <w:bookmarkEnd w:id="25"/>
-    <w:bookmarkStart w:id="27" w:name="X243be5ec52af42348b4ddf3f6fa6af5cef8209e"/>
+        <w:footnoteReference w:id="15"/>
+      </w:r>
+    </w:p>
     <w:p>
       <w:pPr>
         <w:pStyle w:val="Heading2"/>
       </w:pPr>
+      <w:bookmarkStart w:id="16" w:name="_243be5ec52af42348b4ddf3f6fa6af5cef8209e"/>
       <w:r>
         <w:t xml:space="preserve">III. Wilkinson County is not a proper party and must be dismissed.</w:t>
       </w:r>
+      <w:bookmarkEnd w:id="16"/>
     </w:p>
     <w:p>
       <w:pPr>
@@ -388,18 +390,18 @@
         <w:rPr>
           <w:rStyle w:val="FootnoteReference"/>
         </w:rPr>
-        <w:footnoteReference w:id="26"/>
-      </w:r>
-    </w:p>
-    <w:bookmarkEnd w:id="27"/>
-    <w:bookmarkStart w:id="28" w:name="X151ea8cf077d04099eb9cf22c835fc4859cfc7f"/>
+        <w:footnoteReference w:id="17"/>
+      </w:r>
+    </w:p>
     <w:p>
       <w:pPr>
         <w:pStyle w:val="Heading2"/>
       </w:pPr>
+      <w:bookmarkStart w:id="18" w:name="_151ea8cf077d04099eb9cf22c835fc4859cfc7f"/>
       <w:r>
         <w:t xml:space="preserve">IV. Even if the official capacity claims against Captain King were proper, the state law claims against him in his official capacity are barred by Plaintiff’s failure to comply with Georgia’s ante litem statute.</w:t>
       </w:r>
+      <w:bookmarkEnd w:id="18"/>
     </w:p>
     <w:p>
       <w:pPr>
@@ -433,16 +435,15 @@
         <w:t xml:space="preserve">As O.C.G.A. § 36-11-1 specifically requires ante litem notice be served upon the sheriff in a suit against him in his official capacity, and as Plaintiff failed to do so, his claims against Captain King must fail as a matter of law.</w:t>
       </w:r>
     </w:p>
-    <w:bookmarkEnd w:id="28"/>
-    <w:bookmarkEnd w:id="29"/>
-    <w:bookmarkStart w:id="30" w:name="conclusion"/>
     <w:p>
       <w:pPr>
         <w:pStyle w:val="Heading1"/>
       </w:pPr>
+      <w:bookmarkStart w:id="19" w:name="_conclusion"/>
       <w:r>
         <w:t xml:space="preserve">CONCLUSION</w:t>
       </w:r>
+      <w:bookmarkEnd w:id="19"/>
     </w:p>
     <w:p>
       <w:pPr>
@@ -462,6 +463,32 @@
     </w:p>
     <w:p>
       <w:pPr>
+        <w:pStyle w:val="Heading1"/>
+      </w:pPr>
+      <w:bookmarkStart w:id="20" w:name="_c121467334a269ca5206a0aa35bd1350b90187b"/>
+      <w:r>
+        <w:t xml:space="preserve">CERTIFICATE OF SERVICE</w:t>
+      </w:r>
+      <w:bookmarkEnd w:id="20"/>
+    </w:p>
+    <w:p>
+      <w:pPr>
+        <w:pStyle w:val="FirstParagraph"/>
+      </w:pPr>
+      <w:r>
+        <w:t xml:space="preserve">This is to certify that on this date I served the foregoing document upon all parties by filing with the CM/ECF system of the United States District Court which sends automatic notification to all attorneys of record.</w:t>
+      </w:r>
+    </w:p>
+    <w:p>
+      <w:pPr>
+        <w:pStyle w:val="BodyText"/>
+      </w:pPr>
+      <w:r>
+        <w:t xml:space="preserve">This 10th day of June, 2016.</w:t>
+      </w:r>
+    </w:p>
+    <w:p>
+      <w:pPr>
         <w:pStyle w:val="SignatureBlockFirst"/>
       </w:pPr>
       <w:r>
@@ -588,166 +615,11 @@
         <w:t xml:space="preserve">Attorneys for Defendants</w:t>
       </w:r>
     </w:p>
-    <w:bookmarkEnd w:id="30"/>
-    <w:bookmarkStart w:id="31" w:name="certificate-of-service"/>
-    <w:p>
-      <w:pPr>
-        <w:pStyle w:val="Heading1"/>
-      </w:pPr>
-      <w:r>
-        <w:t xml:space="preserve">CERTIFICATE OF SERVICE</w:t>
-      </w:r>
-    </w:p>
-    <w:p>
-      <w:pPr>
-        <w:pStyle w:val="FirstParagraph"/>
-      </w:pPr>
-      <w:r>
-        <w:t xml:space="preserve">This is to certify that on this date I served the foregoing document upon all parties by filing with the CM/ECF system of the United States District Court which sends automatic notification to all attorneys of record.</w:t>
-      </w:r>
-    </w:p>
-    <w:p>
-      <w:pPr>
-        <w:pStyle w:val="BodyText"/>
-      </w:pPr>
-      <w:r>
-        <w:t xml:space="preserve">This 10th day of June, 2016.</w:t>
-      </w:r>
-    </w:p>
-    <w:p>
-      <w:pPr>
-        <w:pStyle w:val="SignatureBlockFirst"/>
-      </w:pPr>
-      <w:r>
-        <w:t xml:space="preserve">Respectfully submitted,</w:t>
-      </w:r>
-    </w:p>
-    <w:p>
-      <w:pPr>
-        <w:pStyle w:val="SignatureBlockGap"/>
-      </w:pPr>
-      <w:r>
-        <w:t xml:space="preserve">BUCKLEY CHRISTOPHER &amp; HAFF, P.C.</w:t>
-      </w:r>
-    </w:p>
-    <w:p>
-      <w:pPr>
-        <w:pStyle w:val="SignatureBlock"/>
-      </w:pPr>
-      <w:r>
-        <w:t xml:space="preserve">/s/ Taylor W. Hensel</w:t>
-      </w:r>
-    </w:p>
-    <w:p>
-      <w:pPr>
-        <w:pStyle w:val="SignatureBlock"/>
-      </w:pPr>
-      <w:r>
-        <w:t xml:space="preserve">__________________________</w:t>
-      </w:r>
-    </w:p>
-    <w:p>
-      <w:pPr>
-        <w:pStyle w:val="SignatureBlock"/>
-      </w:pPr>
-      <w:r>
-        <w:t xml:space="preserve">TIMOTHY J. BUCKLEY III</w:t>
-      </w:r>
-    </w:p>
-    <w:p>
-      <w:pPr>
-        <w:pStyle w:val="SignatureBlock"/>
-      </w:pPr>
-      <w:r>
-        <w:t xml:space="preserve">Georgia State Bar No. 092913</w:t>
-      </w:r>
-    </w:p>
-    <w:p>
-      <w:pPr>
-        <w:pStyle w:val="SignatureBlock"/>
-      </w:pPr>
-      <w:r>
-        <w:t xml:space="preserve">TAYLOR W. HENSEL</w:t>
-      </w:r>
-    </w:p>
-    <w:p>
-      <w:pPr>
-        <w:pStyle w:val="SignatureBlockGap"/>
-      </w:pPr>
-      <w:r>
-        <w:t xml:space="preserve">Georgia Bar No. 572754</w:t>
-      </w:r>
-    </w:p>
-    <w:p>
-      <w:pPr>
-        <w:pStyle w:val="AddressBlock"/>
-      </w:pPr>
-      <w:r>
-        <w:t xml:space="preserve">2970 Clairmont Road, N.E.</w:t>
-      </w:r>
-    </w:p>
-    <w:p>
-      <w:pPr>
-        <w:pStyle w:val="AddressBlock"/>
-      </w:pPr>
-      <w:r>
-        <w:t xml:space="preserve">Suite 650</w:t>
-      </w:r>
-    </w:p>
-    <w:p>
-      <w:pPr>
-        <w:pStyle w:val="AddressBlock"/>
-      </w:pPr>
-      <w:r>
-        <w:t xml:space="preserve">Atlanta, GA 30329</w:t>
-      </w:r>
-    </w:p>
-    <w:p>
-      <w:pPr>
-        <w:pStyle w:val="AddressBlock"/>
-      </w:pPr>
-      <w:r>
-        <w:t xml:space="preserve">(404) 633-9230</w:t>
-      </w:r>
-    </w:p>
-    <w:p>
-      <w:pPr>
-        <w:pStyle w:val="AddressBlock"/>
-      </w:pPr>
-      <w:r>
-        <w:t xml:space="preserve">(404) 633-9640 (facsimile)</w:t>
-      </w:r>
-    </w:p>
-    <w:p>
-      <w:pPr>
-        <w:pStyle w:val="AddressBlock"/>
-      </w:pPr>
-      <w:r>
-        <w:t xml:space="preserve">tbuckley@bchlawpc.com</w:t>
-      </w:r>
-    </w:p>
-    <w:p>
-      <w:pPr>
-        <w:pStyle w:val="AddressBlockGap"/>
-      </w:pPr>
-      <w:r>
-        <w:t xml:space="preserve">thensel@bchlawpc.com</w:t>
-      </w:r>
-    </w:p>
-    <w:p>
-      <w:pPr>
-        <w:pStyle w:val="AddressBlock"/>
-      </w:pPr>
-      <w:r>
-        <w:t xml:space="preserve">Attorneys for Defendants</w:t>
-      </w:r>
-    </w:p>
-    <w:bookmarkEnd w:id="31"/>
     <w:sectPr>
-      <w:footerReference r:id="rId9" w:type="default"/>
-      <w:footerReference r:id="rId10" w:type="first"/>
-      <w:pgSz w:h="15840" w:w="12240"/>
-      <w:pgMar w:bottom="1440" w:footer="720" w:gutter="0" w:header="720" w:left="1440" w:right="1440" w:top="1440"/>
+      <w:footerReference w:type="default" r:id="rIdFtrDefault"/>
+      <w:footerReference w:type="first" r:id="rIdFtrFirst"/>
+      <w:pgSz w:w="12240" w:h="15840"/>
+      <w:pgMar w:top="1440" w:right="1440" w:bottom="1440" w:left="1440" w:header="720" w:footer="720" w:gutter="0"/>
       <w:cols w:space="720"/>
       <w:titlePg/>
     </w:sectPr>
@@ -804,7 +676,7 @@
       </w:r>
     </w:p>
   </w:footnote>
-  <w:footnote w:id="20">
+  <w:footnote w:id="10">
     <w:p>
       <w:pPr>
         <w:pStyle w:val="FootnoteText"/>
@@ -823,7 +695,7 @@
       </w:r>
     </w:p>
   </w:footnote>
-  <w:footnote w:id="21">
+  <w:footnote w:id="11">
     <w:p>
       <w:pPr>
         <w:pStyle w:val="FootnoteText"/>
@@ -842,7 +714,7 @@
       </w:r>
     </w:p>
   </w:footnote>
-  <w:footnote w:id="24">
+  <w:footnote w:id="15">
     <w:p>
       <w:pPr>
         <w:pStyle w:val="FootnoteText"/>
@@ -861,7 +733,7 @@
       </w:r>
     </w:p>
   </w:footnote>
-  <w:footnote w:id="26">
+  <w:footnote w:id="17">
     <w:p>
       <w:pPr>
         <w:pStyle w:val="FootnoteText"/>
@@ -972,19 +844,19 @@
   <w:docDefaults>
     <w:rPrDefault>
       <w:rPr>
-        <w:rFonts w:ascii="EB Garamond" w:cs="EB Garamond" w:eastAsia="EB Garamond" w:hAnsi="EB Garamond"/>
+        <w:rFonts w:ascii="Times New Roman" w:hAnsi="Times New Roman" w:eastAsia="Times New Roman" w:cs="Times New Roman"/>
         <w:sz w:val="26"/>
         <w:szCs w:val="26"/>
-        <w:lang w:bidi="ar-SA" w:eastAsia="en-US" w:val="en-US"/>
+        <w:lang w:val="en-US" w:eastAsia="en-US" w:bidi="ar-SA"/>
       </w:rPr>
     </w:rPrDefault>
     <w:pPrDefault>
       <w:pPr>
-        <w:spacing w:after="0" w:before="0" w:line="552" w:lineRule="exact"/>
+        <w:spacing w:before="0" w:after="0" w:line="552" w:lineRule="exact"/>
       </w:pPr>
     </w:pPrDefault>
   </w:docDefaults>
-  <w:style w:default="1" w:styleId="Normal" w:type="paragraph">
+  <w:style w:type="paragraph" w:default="1" w:styleId="Normal">
     <w:name w:val="Normal"/>
     <w:qFormat/>
     <w:pPr>
@@ -992,49 +864,49 @@
       <w:jc w:val="left"/>
     </w:pPr>
   </w:style>
-  <w:style w:default="1" w:styleId="DefaultParagraphFont" w:type="character">
+  <w:style w:type="character" w:default="1" w:styleId="DefaultParagraphFont">
     <w:name w:val="Default Paragraph Font"/>
     <w:uiPriority w:val="1"/>
     <w:semiHidden/>
     <w:unhideWhenUsed/>
   </w:style>
-  <w:style w:default="1" w:styleId="TableNormal" w:type="table">
+  <w:style w:type="table" w:default="1" w:styleId="TableNormal">
     <w:name w:val="Normal Table"/>
     <w:uiPriority w:val="99"/>
     <w:semiHidden/>
     <w:unhideWhenUsed/>
     <w:tblPr>
-      <w:tblInd w:type="dxa" w:w="0"/>
+      <w:tblInd w:w="0" w:type="dxa"/>
       <w:tblCellMar>
-        <w:top w:type="dxa" w:w="0"/>
-        <w:left w:type="dxa" w:w="0"/>
-        <w:bottom w:type="dxa" w:w="0"/>
-        <w:right w:type="dxa" w:w="0"/>
+        <w:top w:w="0" w:type="dxa"/>
+        <w:left w:w="0" w:type="dxa"/>
+        <w:bottom w:w="0" w:type="dxa"/>
+        <w:right w:w="0" w:type="dxa"/>
       </w:tblCellMar>
     </w:tblPr>
   </w:style>
-  <w:style w:default="1" w:styleId="NoList" w:type="numbering">
+  <w:style w:type="numbering" w:default="1" w:styleId="NoList">
     <w:name w:val="No List"/>
     <w:uiPriority w:val="99"/>
     <w:semiHidden/>
     <w:unhideWhenUsed/>
   </w:style>
-  <w:style w:styleId="BodyText" w:type="paragraph">
+  <w:style w:type="paragraph" w:styleId="BodyText">
     <w:name w:val="Body Text"/>
     <w:basedOn w:val="Normal"/>
     <w:qFormat/>
     <w:pPr>
-      <w:spacing w:after="0" w:before="0" w:line="552" w:lineRule="exact"/>
+      <w:spacing w:before="0" w:after="0" w:line="552" w:lineRule="exact"/>
       <w:ind w:firstLine="720"/>
     </w:pPr>
   </w:style>
-  <w:style w:styleId="FirstParagraph" w:type="paragraph">
+  <w:style w:type="paragraph" w:styleId="FirstParagraph">
     <w:name w:val="First Paragraph"/>
     <w:basedOn w:val="BodyText"/>
     <w:next w:val="BodyText"/>
     <w:qFormat/>
   </w:style>
-  <w:style w:styleId="Compact" w:type="paragraph">
+  <w:style w:type="paragraph" w:styleId="Compact">
     <w:name w:val="Compact"/>
     <w:basedOn w:val="BodyText"/>
     <w:qFormat/>
@@ -1042,14 +914,14 @@
       <w:ind w:firstLine="0"/>
     </w:pPr>
   </w:style>
-  <w:style w:customStyle="1" w:styleId="CourtHeading" w:type="paragraph">
+  <w:style w:type="paragraph" w:customStyle="1" w:styleId="CourtHeading">
     <w:name w:val="Court Heading"/>
     <w:basedOn w:val="Normal"/>
     <w:qFormat/>
     <w:pPr>
       <w:keepNext/>
       <w:keepLines/>
-      <w:spacing w:after="0" w:before="0" w:line="240" w:lineRule="auto"/>
+      <w:spacing w:before="0" w:after="0" w:line="240" w:lineRule="auto"/>
       <w:jc w:val="center"/>
     </w:pPr>
     <w:rPr>
@@ -1057,16 +929,16 @@
       <w:bCs/>
     </w:rPr>
   </w:style>
-  <w:style w:customStyle="1" w:styleId="CaptionName" w:type="paragraph">
+  <w:style w:type="paragraph" w:customStyle="1" w:styleId="CaptionName">
     <w:name w:val="Caption Name"/>
     <w:basedOn w:val="Normal"/>
     <w:qFormat/>
     <w:pPr>
       <w:keepLines/>
-      <w:spacing w:after="0" w:before="0" w:line="300" w:lineRule="exact"/>
-    </w:pPr>
-  </w:style>
-  <w:style w:customStyle="1" w:styleId="CaptionDesignation" w:type="paragraph">
+      <w:spacing w:before="0" w:after="0" w:line="300" w:lineRule="exact"/>
+    </w:pPr>
+  </w:style>
+  <w:style w:type="paragraph" w:customStyle="1" w:styleId="CaptionDesignation">
     <w:name w:val="Caption Designation"/>
     <w:basedOn w:val="CaptionName"/>
     <w:qFormat/>
@@ -1074,12 +946,12 @@
       <w:ind w:left="1440"/>
     </w:pPr>
   </w:style>
-  <w:style w:customStyle="1" w:styleId="CaptionRight" w:type="paragraph">
+  <w:style w:type="paragraph" w:customStyle="1" w:styleId="CaptionRight">
     <w:name w:val="Caption Right"/>
     <w:basedOn w:val="CaptionName"/>
     <w:qFormat/>
   </w:style>
-  <w:style w:customStyle="1" w:styleId="CoverTitle" w:type="paragraph">
+  <w:style w:type="paragraph" w:customStyle="1" w:styleId="CoverTitle">
     <w:name w:val="Cover Title"/>
     <w:basedOn w:val="BodyText"/>
     <w:qFormat/>
@@ -1094,7 +966,7 @@
       <w:bCs/>
     </w:rPr>
   </w:style>
-  <w:style w:styleId="Heading1" w:type="paragraph">
+  <w:style w:type="paragraph" w:styleId="Heading1">
     <w:name w:val="heading 1"/>
     <w:basedOn w:val="BodyText"/>
     <w:next w:val="AllegationText"/>
@@ -1112,7 +984,7 @@
       <w:bCs/>
     </w:rPr>
   </w:style>
-  <w:style w:styleId="Heading2" w:type="paragraph">
+  <w:style w:type="paragraph" w:styleId="Heading2">
     <w:name w:val="heading 2"/>
     <w:basedOn w:val="BodyText"/>
     <w:next w:val="AllegationText"/>
@@ -1130,7 +1002,7 @@
       <w:bCs/>
     </w:rPr>
   </w:style>
-  <w:style w:styleId="Heading3" w:type="paragraph">
+  <w:style w:type="paragraph" w:styleId="Heading3">
     <w:name w:val="heading 3"/>
     <w:basedOn w:val="BodyText"/>
     <w:next w:val="AllegationText"/>
@@ -1150,7 +1022,7 @@
       <w:iCs/>
     </w:rPr>
   </w:style>
-  <w:style w:customStyle="1" w:styleId="SignatureBlock" w:type="paragraph">
+  <w:style w:type="paragraph" w:customStyle="1" w:styleId="SignatureBlock">
     <w:name w:val="Signature Block"/>
     <w:basedOn w:val="CaptionName"/>
     <w:qFormat/>
@@ -1159,7 +1031,7 @@
       <w:ind w:left="4320"/>
     </w:pPr>
   </w:style>
-  <w:style w:customStyle="1" w:styleId="SignatureBlockGap" w:type="paragraph">
+  <w:style w:type="paragraph" w:customStyle="1" w:styleId="SignatureBlockGap">
     <w:name w:val="Signature Block Gap"/>
     <w:basedOn w:val="SignatureBlock"/>
     <w:qFormat/>
@@ -1167,7 +1039,7 @@
       <w:spacing w:after="300"/>
     </w:pPr>
   </w:style>
-  <w:style w:customStyle="1" w:styleId="SignatureBlockFirst" w:type="paragraph">
+  <w:style w:type="paragraph" w:customStyle="1" w:styleId="SignatureBlockFirst">
     <w:name w:val="Signature Block First"/>
     <w:basedOn w:val="SignatureBlockGap"/>
     <w:qFormat/>
@@ -1175,12 +1047,12 @@
       <w:spacing w:before="460"/>
     </w:pPr>
   </w:style>
-  <w:style w:customStyle="1" w:styleId="AddressBlock" w:type="paragraph">
+  <w:style w:type="paragraph" w:customStyle="1" w:styleId="AddressBlock">
     <w:name w:val="Address Block"/>
     <w:basedOn w:val="CaptionName"/>
     <w:qFormat/>
   </w:style>
-  <w:style w:customStyle="1" w:styleId="AddressBlockGap" w:type="paragraph">
+  <w:style w:type="paragraph" w:customStyle="1" w:styleId="AddressBlockGap">
     <w:name w:val="Address Block Gap"/>
     <w:basedOn w:val="AddressBlock"/>
     <w:qFormat/>
@@ -1189,20 +1061,20 @@
       <w:spacing w:after="300"/>
     </w:pPr>
   </w:style>
-  <w:style w:styleId="FootnoteText" w:type="paragraph">
+  <w:style w:type="paragraph" w:styleId="FootnoteText">
     <w:name w:val="footnote text"/>
     <w:basedOn w:val="Normal"/>
     <w:uiPriority w:val="99"/>
     <w:unhideWhenUsed/>
     <w:pPr>
-      <w:spacing w:after="80" w:before="0" w:line="240" w:lineRule="auto"/>
+      <w:spacing w:before="0" w:after="80" w:line="240" w:lineRule="auto"/>
     </w:pPr>
     <w:rPr>
       <w:sz w:val="22"/>
       <w:szCs w:val="22"/>
     </w:rPr>
   </w:style>
-  <w:style w:styleId="FootnoteReference" w:type="character">
+  <w:style w:type="character" w:styleId="FootnoteReference">
     <w:name w:val="footnote reference"/>
     <w:uiPriority w:val="99"/>
     <w:unhideWhenUsed/>
@@ -1210,13 +1082,13 @@
       <w:vertAlign w:val="superscript"/>
     </w:rPr>
   </w:style>
-  <w:style w:styleId="Footer" w:type="paragraph">
+  <w:style w:type="paragraph" w:styleId="Footer">
     <w:name w:val="footer"/>
     <w:basedOn w:val="Normal"/>
     <w:uiPriority w:val="99"/>
     <w:unhideWhenUsed/>
     <w:pPr>
-      <w:spacing w:after="0" w:before="0" w:line="240" w:lineRule="auto"/>
+      <w:spacing w:before="0" w:after="0" w:line="240" w:lineRule="auto"/>
       <w:jc w:val="center"/>
     </w:pPr>
     <w:rPr>
@@ -1224,7 +1096,7 @@
       <w:szCs w:val="24"/>
     </w:rPr>
   </w:style>
-  <w:style w:styleId="Hyperlink" w:type="character">
+  <w:style w:type="character" w:styleId="Hyperlink">
     <w:name w:val="Hyperlink"/>
     <w:uiPriority w:val="99"/>
     <w:unhideWhenUsed/>
@@ -1233,10 +1105,10 @@
       <w:u w:val="single"/>
     </w:rPr>
   </w:style>
-  <w:style w:styleId="VerbatimChar" w:type="character">
+  <w:style w:type="character" w:styleId="VerbatimChar">
     <w:name w:val="Verbatim Char"/>
     <w:rPr>
-      <w:rFonts w:ascii="Liberation Mono" w:hAnsi="Liberation Mono"/>
+      <w:rFonts w:ascii="Courier New" w:hAnsi="Courier New"/>
     </w:rPr>
   </w:style>
   <w:style w:type="paragraph" w:customStyle="1" w:styleId="AddressBlock">

--- a/courts/eleventh-circuit/georgia/federal/middle-district/motion-brief/usage/OUTPUT-motion-brief.docx
+++ b/courts/eleventh-circuit/georgia/federal/middle-district/motion-brief/usage/OUTPUT-motion-brief.docx
@@ -845,8 +845,8 @@
     <w:rPrDefault>
       <w:rPr>
         <w:rFonts w:ascii="Times New Roman" w:hAnsi="Times New Roman" w:eastAsia="Times New Roman" w:cs="Times New Roman"/>
-        <w:sz w:val="26"/>
-        <w:szCs w:val="26"/>
+        <w:sz w:val="24"/>
+        <w:szCs w:val="24"/>
         <w:lang w:val="en-US" w:eastAsia="en-US" w:bidi="ar-SA"/>
       </w:rPr>
     </w:rPrDefault>
